--- a/report_templates/default_management_report_template.docx
+++ b/report_templates/default_management_report_template.docx
@@ -8,7 +8,7 @@
         <w:jc w:val="center"/>
       </w:pPr>
       <w:r>
-        <w:t>ChatBI 管理层商业分析报告模板</w:t>
+        <w:t>经营分析报告填写模板</w:t>
       </w:r>
     </w:p>
     <w:p>
@@ -17,13 +17,7 @@
         <w:jc w:val="center"/>
       </w:pPr>
       <w:r>
-        <w:t>用于生成经营概览、看板快照、专业分析与策略建议</w:t>
-      </w:r>
-    </w:p>
-    <w:p>
-      <w:pPr/>
-      <w:r>
-        <w:t>样式说明：上传自定义模板时，系统会自动解析标题、正文、表格和列表样式。</w:t>
+        <w:t>适用于管理层经营复盘、专项分析和经营决策汇报</w:t>
       </w:r>
     </w:p>
     <w:p>
@@ -31,85 +25,25 @@
         <w:pStyle w:val="Heading1"/>
       </w:pPr>
       <w:r>
-        <w:t>报告占位建议</w:t>
+        <w:t>填写说明</w:t>
       </w:r>
     </w:p>
     <w:p>
       <w:pPr/>
       <w:r>
-        <w:t>以下标记仅作为模板样例，系统会自动识别并提取模板风格：</w:t>
+        <w:t>1. 这是一份可直接修改的中文模板，请把示例内容替换成你的真实分析结论。</w:t>
       </w:r>
     </w:p>
     <w:p>
-      <w:pPr>
-        <w:pStyle w:val="ListBullet"/>
-      </w:pPr>
+      <w:pPr/>
       <w:r>
-        <w:t>{{report_title}}</w:t>
+        <w:t>2. 如果你习惯按字段整理内容，可以直接按照下面的字段结构填写。</w:t>
       </w:r>
     </w:p>
     <w:p>
-      <w:pPr>
-        <w:pStyle w:val="ListBullet"/>
-      </w:pPr>
+      <w:pPr/>
       <w:r>
-        <w:t>{{executive_summary}}</w:t>
-      </w:r>
-    </w:p>
-    <w:p>
-      <w:pPr>
-        <w:pStyle w:val="ListBullet"/>
-      </w:pPr>
-      <w:r>
-        <w:t>{{management_summary}}</w:t>
-      </w:r>
-    </w:p>
-    <w:p>
-      <w:pPr>
-        <w:pStyle w:val="ListBullet"/>
-      </w:pPr>
-      <w:r>
-        <w:t>{{professional_analysis}}</w:t>
-      </w:r>
-    </w:p>
-    <w:p>
-      <w:pPr>
-        <w:pStyle w:val="ListBullet"/>
-      </w:pPr>
-      <w:r>
-        <w:t>{{strategy_recommendations}}</w:t>
-      </w:r>
-    </w:p>
-    <w:p>
-      <w:pPr>
-        <w:pStyle w:val="ListBullet"/>
-      </w:pPr>
-      <w:r>
-        <w:t>{{management_actions}}</w:t>
-      </w:r>
-    </w:p>
-    <w:p>
-      <w:pPr>
-        <w:pStyle w:val="ListBullet"/>
-      </w:pPr>
-      <w:r>
-        <w:t>{{risk_watchouts}}</w:t>
-      </w:r>
-    </w:p>
-    <w:p>
-      <w:pPr>
-        <w:pStyle w:val="ListBullet"/>
-      </w:pPr>
-      <w:r>
-        <w:t>{{dashboard_snapshot}}</w:t>
-      </w:r>
-    </w:p>
-    <w:p>
-      <w:pPr>
-        <w:pStyle w:val="ListBullet"/>
-      </w:pPr>
-      <w:r>
-        <w:t>{{detail_table}}</w:t>
+        <w:t>3. 上传自定义模板时，系统会自动识别标题、正文、列表和表格样式。</w:t>
       </w:r>
     </w:p>
     <w:p>
@@ -117,7 +51,255 @@
         <w:pStyle w:val="Heading1"/>
       </w:pPr>
       <w:r>
-        <w:t>章节示例</w:t>
+        <w:t>建议填写字段</w:t>
+      </w:r>
+    </w:p>
+    <w:p>
+      <w:pPr/>
+      <w:r>
+        <w:t>{</w:t>
+      </w:r>
+    </w:p>
+    <w:p>
+      <w:pPr/>
+      <w:r>
+        <w:t xml:space="preserve">  "报告标题": "请填写本次分析主题",</w:t>
+      </w:r>
+    </w:p>
+    <w:p>
+      <w:pPr/>
+      <w:r>
+        <w:t xml:space="preserve">  "报告日期": "请填写日期",</w:t>
+      </w:r>
+    </w:p>
+    <w:p>
+      <w:pPr/>
+      <w:r>
+        <w:t xml:space="preserve">  "汇报对象": "请填写管理层或业务部门名称",</w:t>
+      </w:r>
+    </w:p>
+    <w:p>
+      <w:pPr/>
+      <w:r>
+        <w:t xml:space="preserve">  "分析范围": {</w:t>
+      </w:r>
+    </w:p>
+    <w:p>
+      <w:pPr/>
+      <w:r>
+        <w:t xml:space="preserve">    "时间范围": "请填写",</w:t>
+      </w:r>
+    </w:p>
+    <w:p>
+      <w:pPr/>
+      <w:r>
+        <w:t xml:space="preserve">    "业务范围": "请填写",</w:t>
+      </w:r>
+    </w:p>
+    <w:p>
+      <w:pPr/>
+      <w:r>
+        <w:t xml:space="preserve">    "数据口径说明": "请填写"</w:t>
+      </w:r>
+    </w:p>
+    <w:p>
+      <w:pPr/>
+      <w:r>
+        <w:t xml:space="preserve">  },</w:t>
+      </w:r>
+    </w:p>
+    <w:p>
+      <w:pPr/>
+      <w:r>
+        <w:t xml:space="preserve">  "一、核心结论": [</w:t>
+      </w:r>
+    </w:p>
+    <w:p>
+      <w:pPr/>
+      <w:r>
+        <w:t xml:space="preserve">    "请填写一句话结论1",</w:t>
+      </w:r>
+    </w:p>
+    <w:p>
+      <w:pPr/>
+      <w:r>
+        <w:t xml:space="preserve">    "请填写一句话结论2"</w:t>
+      </w:r>
+    </w:p>
+    <w:p>
+      <w:pPr/>
+      <w:r>
+        <w:t xml:space="preserve">  ],</w:t>
+      </w:r>
+    </w:p>
+    <w:p>
+      <w:pPr/>
+      <w:r>
+        <w:t xml:space="preserve">  "二、关键指标概览": {</w:t>
+      </w:r>
+    </w:p>
+    <w:p>
+      <w:pPr/>
+      <w:r>
+        <w:t xml:space="preserve">    "核心指标1": "请填写",</w:t>
+      </w:r>
+    </w:p>
+    <w:p>
+      <w:pPr/>
+      <w:r>
+        <w:t xml:space="preserve">    "核心指标2": "请填写",</w:t>
+      </w:r>
+    </w:p>
+    <w:p>
+      <w:pPr/>
+      <w:r>
+        <w:t xml:space="preserve">    "核心指标3": "请填写"</w:t>
+      </w:r>
+    </w:p>
+    <w:p>
+      <w:pPr/>
+      <w:r>
+        <w:t xml:space="preserve">  },</w:t>
+      </w:r>
+    </w:p>
+    <w:p>
+      <w:pPr/>
+      <w:r>
+        <w:t xml:space="preserve">  "三、业务表现分析": [</w:t>
+      </w:r>
+    </w:p>
+    <w:p>
+      <w:pPr/>
+      <w:r>
+        <w:t xml:space="preserve">    {</w:t>
+      </w:r>
+    </w:p>
+    <w:p>
+      <w:pPr/>
+      <w:r>
+        <w:t xml:space="preserve">      "分析主题": "请填写，例如区域表现",</w:t>
+      </w:r>
+    </w:p>
+    <w:p>
+      <w:pPr/>
+      <w:r>
+        <w:t xml:space="preserve">      "现象描述": "请填写",</w:t>
+      </w:r>
+    </w:p>
+    <w:p>
+      <w:pPr/>
+      <w:r>
+        <w:t xml:space="preserve">      "原因分析": "请填写"</w:t>
+      </w:r>
+    </w:p>
+    <w:p>
+      <w:pPr/>
+      <w:r>
+        <w:t xml:space="preserve">    }</w:t>
+      </w:r>
+    </w:p>
+    <w:p>
+      <w:pPr/>
+      <w:r>
+        <w:t xml:space="preserve">  ],</w:t>
+      </w:r>
+    </w:p>
+    <w:p>
+      <w:pPr/>
+      <w:r>
+        <w:t xml:space="preserve">  "四、管理建议": [</w:t>
+      </w:r>
+    </w:p>
+    <w:p>
+      <w:pPr/>
+      <w:r>
+        <w:t xml:space="preserve">    "请填写具体建议1",</w:t>
+      </w:r>
+    </w:p>
+    <w:p>
+      <w:pPr/>
+      <w:r>
+        <w:t xml:space="preserve">    "请填写具体建议2"</w:t>
+      </w:r>
+    </w:p>
+    <w:p>
+      <w:pPr/>
+      <w:r>
+        <w:t xml:space="preserve">  ],</w:t>
+      </w:r>
+    </w:p>
+    <w:p>
+      <w:pPr/>
+      <w:r>
+        <w:t xml:space="preserve">  "五、后续动作": [</w:t>
+      </w:r>
+    </w:p>
+    <w:p>
+      <w:pPr/>
+      <w:r>
+        <w:t xml:space="preserve">    {</w:t>
+      </w:r>
+    </w:p>
+    <w:p>
+      <w:pPr/>
+      <w:r>
+        <w:t xml:space="preserve">      "责任部门": "请填写",</w:t>
+      </w:r>
+    </w:p>
+    <w:p>
+      <w:pPr/>
+      <w:r>
+        <w:t xml:space="preserve">      "动作内容": "请填写",</w:t>
+      </w:r>
+    </w:p>
+    <w:p>
+      <w:pPr/>
+      <w:r>
+        <w:t xml:space="preserve">      "完成时间": "请填写"</w:t>
+      </w:r>
+    </w:p>
+    <w:p>
+      <w:pPr/>
+      <w:r>
+        <w:t xml:space="preserve">    }</w:t>
+      </w:r>
+    </w:p>
+    <w:p>
+      <w:pPr/>
+      <w:r>
+        <w:t xml:space="preserve">  ],</w:t>
+      </w:r>
+    </w:p>
+    <w:p>
+      <w:pPr/>
+      <w:r>
+        <w:t xml:space="preserve">  "六、风险提示": [</w:t>
+      </w:r>
+    </w:p>
+    <w:p>
+      <w:pPr/>
+      <w:r>
+        <w:t xml:space="preserve">    "请填写风险点1"</w:t>
+      </w:r>
+    </w:p>
+    <w:p>
+      <w:pPr/>
+      <w:r>
+        <w:t xml:space="preserve">  ]</w:t>
+      </w:r>
+    </w:p>
+    <w:p>
+      <w:pPr/>
+      <w:r>
+        <w:t>}</w:t>
+      </w:r>
+    </w:p>
+    <w:p>
+      <w:pPr>
+        <w:pStyle w:val="Heading1"/>
+      </w:pPr>
+      <w:r>
+        <w:t>建议章节结构</w:t>
       </w:r>
     </w:p>
     <w:p>
@@ -131,7 +313,7 @@
     <w:p>
       <w:pPr/>
       <w:r>
-        <w:t>建议保留管理层摘要、指标看板、问题诊断、策略建议、行动计划和风险提示等结构。</w:t>
+        <w:t>用 2 到 4 句话说明本次分析最重要的结论、亮点和风险。</w:t>
       </w:r>
     </w:p>
     <w:p>
@@ -145,7 +327,7 @@
     <w:p>
       <w:pPr/>
       <w:r>
-        <w:t>可放置业务图表、关键指标表和明细摘要。</w:t>
+        <w:t>建议放置关键指标、趋势图、重点排名和必要的明细摘要。</w:t>
       </w:r>
     </w:p>
     <w:p>
@@ -153,13 +335,27 @@
         <w:pStyle w:val="Heading2"/>
       </w:pPr>
       <w:r>
-        <w:t>三、策略建议</w:t>
+        <w:t>三、业务表现分析</w:t>
       </w:r>
     </w:p>
     <w:p>
       <w:pPr/>
       <w:r>
-        <w:t>适合沉淀经营策略、经营动作和复盘建议。</w:t>
+        <w:t>围绕区域、品牌、品类、用户等维度拆解表现，并写清原因。</w:t>
+      </w:r>
+    </w:p>
+    <w:p>
+      <w:pPr>
+        <w:pStyle w:val="Heading2"/>
+      </w:pPr>
+      <w:r>
+        <w:t>四、管理建议</w:t>
+      </w:r>
+    </w:p>
+    <w:p>
+      <w:pPr/>
+      <w:r>
+        <w:t>建议按“问题-动作-目标”方式表达，方便业务部门直接接收执行。</w:t>
       </w:r>
     </w:p>
     <w:sectPr>
